--- a/corpus/synthetic/word-basics__001.docx
+++ b/corpus/synthetic/word-basics__001.docx
@@ -5,8 +5,8 @@
     <w:p>
       <w:pPr>
         <w:pBdr>
-          <w:top w:val="single" w:sz="4" w:space="1" w:color="auto"/>
-          <w:bottom w:val="single" w:sz="4" w:space="1" w:color="auto"/>
+          <w:top w:val="single" w:sz="4" w:space="0" w:color="auto"/>
+          <w:bottom w:val="single" w:sz="4" w:space="0" w:color="auto"/>
         </w:pBdr>
         <w:shd w:val="clear" w:color="auto" w:fill="FFF2CC"/>
       </w:pPr>
